--- a/report/main.docx
+++ b/report/main.docx
@@ -83,19 +83,7 @@
         <w:t>Шифр работы ЛР–02068999–43–</w:t>
       </w:r>
       <w:r>
-        <w:t>ПЭ</w:t>
-      </w:r>
-      <w:r>
-        <w:t>–</w:t>
-      </w:r>
-      <w:r>
-        <w:t>10</w:t>
-      </w:r>
-      <w:r>
-        <w:t>–</w:t>
-      </w:r>
-      <w:r>
-        <w:t>23</w:t>
+        <w:t>ПЭ–10–23</w:t>
       </w:r>
       <w:r>
         <w:t xml:space="preserve"> ПЗ</w:t>
@@ -1415,7 +1403,16 @@
     </w:p>
     <w:p>
       <w:r>
-        <w:t>Задачи:</w:t>
+        <w:t>За</w:t>
+      </w:r>
+      <w:r>
+        <w:rPr>
+          <w:lang w:val="en-US"/>
+        </w:rPr>
+        <w:t>12</w:t>
+      </w:r>
+      <w:r>
+        <w:t>дачи:</w:t>
       </w:r>
     </w:p>
     <w:p>
@@ -1536,7 +1533,7 @@
                   <m:fPr>
                     <m:ctrlPr>
                       <w:rPr>
-                        <w:rFonts w:ascii="Cambria Math" w:cs="Times New Roman"/>
+                        <w:rFonts w:ascii="Cambria Math" w:hAnsi="Cambria Math" w:cs="Times New Roman"/>
                         <w:i/>
                         <w:sz w:val="24"/>
                         <w:lang w:val="en-US"/>
@@ -1558,7 +1555,7 @@
                       <m:dPr>
                         <m:ctrlPr>
                           <w:rPr>
-                            <w:rFonts w:ascii="Cambria Math" w:cs="Times New Roman"/>
+                            <w:rFonts w:ascii="Cambria Math" w:hAnsi="Cambria Math" w:cs="Times New Roman"/>
                             <w:i/>
                             <w:sz w:val="24"/>
                             <w:lang w:val="en-US"/>
@@ -1606,7 +1603,7 @@
                   <m:sSupPr>
                     <m:ctrlPr>
                       <w:rPr>
-                        <w:rFonts w:ascii="Cambria Math" w:cs="Times New Roman"/>
+                        <w:rFonts w:ascii="Cambria Math" w:hAnsi="Cambria Math" w:cs="Times New Roman"/>
                         <w:i/>
                         <w:sz w:val="24"/>
                         <w:lang w:val="en-US"/>
@@ -1628,7 +1625,7 @@
                       <m:dPr>
                         <m:ctrlPr>
                           <w:rPr>
-                            <w:rFonts w:ascii="Cambria Math" w:cs="Times New Roman"/>
+                            <w:rFonts w:ascii="Cambria Math" w:hAnsi="Cambria Math" w:cs="Times New Roman"/>
                             <w:i/>
                             <w:sz w:val="24"/>
                             <w:lang w:val="en-US"/>
@@ -1662,21 +1659,13 @@
                         </m:r>
                       </m:e>
                     </m:d>
-                    <m:ctrlPr>
-                      <w:rPr>
-                        <w:rFonts w:ascii="Cambria Math" w:hAnsi="Cambria Math" w:cs="Times New Roman"/>
-                        <w:i/>
-                        <w:sz w:val="24"/>
-                        <w:lang w:val="en-US"/>
-                      </w:rPr>
-                    </m:ctrlPr>
                   </m:sup>
                 </m:sSup>
                 <m:sSup>
                   <m:sSupPr>
                     <m:ctrlPr>
                       <w:rPr>
-                        <w:rFonts w:ascii="Cambria Math" w:cs="Times New Roman"/>
+                        <w:rFonts w:ascii="Cambria Math" w:hAnsi="Cambria Math" w:cs="Times New Roman"/>
                         <w:i/>
                         <w:sz w:val="24"/>
                         <w:lang w:val="en-US"/>
@@ -1724,7 +1713,7 @@
                   <m:dPr>
                     <m:ctrlPr>
                       <w:rPr>
-                        <w:rFonts w:ascii="Cambria Math" w:cs="Times New Roman"/>
+                        <w:rFonts w:ascii="Cambria Math" w:hAnsi="Cambria Math" w:cs="Times New Roman"/>
                         <w:i/>
                         <w:sz w:val="24"/>
                         <w:lang w:val="en-US"/>
@@ -1851,14 +1840,6 @@
                                   </w:rPr>
                                   <m:t>0</m:t>
                                 </m:r>
-                                <m:ctrlPr>
-                                  <w:rPr>
-                                    <w:rFonts w:ascii="Cambria Math" w:cs="Times New Roman"/>
-                                    <w:i/>
-                                    <w:sz w:val="24"/>
-                                    <w:lang w:val="en-US"/>
-                                  </w:rPr>
-                                </m:ctrlPr>
                               </m:sub>
                             </m:sSub>
                             <m:r>
@@ -1927,7 +1908,7 @@
                   <m:dPr>
                     <m:ctrlPr>
                       <w:rPr>
-                        <w:rFonts w:ascii="Cambria Math" w:cs="Times New Roman"/>
+                        <w:rFonts w:ascii="Cambria Math" w:hAnsi="Cambria Math" w:cs="Times New Roman"/>
                         <w:i/>
                         <w:sz w:val="24"/>
                         <w:lang w:val="en-US"/>
@@ -2040,14 +2021,6 @@
                               </w:rPr>
                               <m:t>0</m:t>
                             </m:r>
-                            <m:ctrlPr>
-                              <w:rPr>
-                                <w:rFonts w:ascii="Cambria Math" w:cs="Times New Roman"/>
-                                <w:i/>
-                                <w:sz w:val="24"/>
-                                <w:lang w:val="en-US"/>
-                              </w:rPr>
-                            </m:ctrlPr>
                           </m:sub>
                         </m:sSub>
                         <m:r>
@@ -2341,7 +2314,7 @@
                   <m:fPr>
                     <m:ctrlPr>
                       <w:rPr>
-                        <w:rFonts w:ascii="Cambria Math" w:cs="Times New Roman"/>
+                        <w:rFonts w:ascii="Cambria Math" w:hAnsi="Cambria Math" w:cs="Times New Roman"/>
                         <w:i/>
                         <w:sz w:val="24"/>
                         <w:lang w:val="en-US"/>
@@ -2363,7 +2336,7 @@
                       <m:dPr>
                         <m:ctrlPr>
                           <w:rPr>
-                            <w:rFonts w:ascii="Cambria Math" w:cs="Times New Roman"/>
+                            <w:rFonts w:ascii="Cambria Math" w:hAnsi="Cambria Math" w:cs="Times New Roman"/>
                             <w:i/>
                             <w:sz w:val="24"/>
                             <w:lang w:val="en-US"/>
@@ -2411,7 +2384,7 @@
                   <m:sSupPr>
                     <m:ctrlPr>
                       <w:rPr>
-                        <w:rFonts w:ascii="Cambria Math" w:cs="Times New Roman"/>
+                        <w:rFonts w:ascii="Cambria Math" w:hAnsi="Cambria Math" w:cs="Times New Roman"/>
                         <w:i/>
                         <w:sz w:val="24"/>
                         <w:lang w:val="en-US"/>
@@ -2433,7 +2406,7 @@
                       <m:dPr>
                         <m:ctrlPr>
                           <w:rPr>
-                            <w:rFonts w:ascii="Cambria Math" w:cs="Times New Roman"/>
+                            <w:rFonts w:ascii="Cambria Math" w:hAnsi="Cambria Math" w:cs="Times New Roman"/>
                             <w:i/>
                             <w:sz w:val="24"/>
                             <w:lang w:val="en-US"/>
@@ -2467,21 +2440,13 @@
                         </m:r>
                       </m:e>
                     </m:d>
-                    <m:ctrlPr>
-                      <w:rPr>
-                        <w:rFonts w:ascii="Cambria Math" w:hAnsi="Cambria Math" w:cs="Times New Roman"/>
-                        <w:i/>
-                        <w:sz w:val="24"/>
-                        <w:lang w:val="en-US"/>
-                      </w:rPr>
-                    </m:ctrlPr>
                   </m:sup>
                 </m:sSup>
                 <m:sSup>
                   <m:sSupPr>
                     <m:ctrlPr>
                       <w:rPr>
-                        <w:rFonts w:ascii="Cambria Math" w:cs="Times New Roman"/>
+                        <w:rFonts w:ascii="Cambria Math" w:hAnsi="Cambria Math" w:cs="Times New Roman"/>
                         <w:i/>
                         <w:sz w:val="24"/>
                         <w:lang w:val="en-US"/>
@@ -2529,7 +2494,7 @@
                   <m:dPr>
                     <m:ctrlPr>
                       <w:rPr>
-                        <w:rFonts w:ascii="Cambria Math" w:cs="Times New Roman"/>
+                        <w:rFonts w:ascii="Cambria Math" w:hAnsi="Cambria Math" w:cs="Times New Roman"/>
                         <w:i/>
                         <w:sz w:val="24"/>
                         <w:lang w:val="en-US"/>
@@ -2656,14 +2621,6 @@
                                   </w:rPr>
                                   <m:t>0</m:t>
                                 </m:r>
-                                <m:ctrlPr>
-                                  <w:rPr>
-                                    <w:rFonts w:ascii="Cambria Math" w:cs="Times New Roman"/>
-                                    <w:i/>
-                                    <w:sz w:val="24"/>
-                                    <w:lang w:val="en-US"/>
-                                  </w:rPr>
-                                </m:ctrlPr>
                               </m:sub>
                             </m:sSub>
                             <m:r>
@@ -2732,7 +2689,7 @@
                   <m:dPr>
                     <m:ctrlPr>
                       <w:rPr>
-                        <w:rFonts w:ascii="Cambria Math" w:cs="Times New Roman"/>
+                        <w:rFonts w:ascii="Cambria Math" w:hAnsi="Cambria Math" w:cs="Times New Roman"/>
                         <w:i/>
                         <w:sz w:val="24"/>
                         <w:lang w:val="en-US"/>
@@ -2845,14 +2802,6 @@
                               </w:rPr>
                               <m:t>0</m:t>
                             </m:r>
-                            <m:ctrlPr>
-                              <w:rPr>
-                                <w:rFonts w:ascii="Cambria Math" w:cs="Times New Roman"/>
-                                <w:i/>
-                                <w:sz w:val="24"/>
-                                <w:lang w:val="en-US"/>
-                              </w:rPr>
-                            </m:ctrlPr>
                           </m:sub>
                         </m:sSub>
                         <m:r>
@@ -3111,7 +3060,7 @@
                   <m:fPr>
                     <m:ctrlPr>
                       <w:rPr>
-                        <w:rFonts w:ascii="Cambria Math" w:cs="Times New Roman"/>
+                        <w:rFonts w:ascii="Cambria Math" w:hAnsi="Cambria Math" w:cs="Times New Roman"/>
                         <w:i/>
                         <w:sz w:val="24"/>
                         <w:lang w:val="en-US"/>
@@ -3133,7 +3082,7 @@
                       <m:dPr>
                         <m:ctrlPr>
                           <w:rPr>
-                            <w:rFonts w:ascii="Cambria Math" w:cs="Times New Roman"/>
+                            <w:rFonts w:ascii="Cambria Math" w:hAnsi="Cambria Math" w:cs="Times New Roman"/>
                             <w:i/>
                             <w:sz w:val="24"/>
                             <w:lang w:val="en-US"/>
@@ -3181,7 +3130,7 @@
                   <m:sSupPr>
                     <m:ctrlPr>
                       <w:rPr>
-                        <w:rFonts w:ascii="Cambria Math" w:cs="Times New Roman"/>
+                        <w:rFonts w:ascii="Cambria Math" w:hAnsi="Cambria Math" w:cs="Times New Roman"/>
                         <w:i/>
                         <w:sz w:val="24"/>
                         <w:lang w:val="en-US"/>
@@ -3203,7 +3152,7 @@
                       <m:dPr>
                         <m:ctrlPr>
                           <w:rPr>
-                            <w:rFonts w:ascii="Cambria Math" w:cs="Times New Roman"/>
+                            <w:rFonts w:ascii="Cambria Math" w:hAnsi="Cambria Math" w:cs="Times New Roman"/>
                             <w:i/>
                             <w:sz w:val="24"/>
                             <w:lang w:val="en-US"/>
@@ -3237,21 +3186,13 @@
                         </m:r>
                       </m:e>
                     </m:d>
-                    <m:ctrlPr>
-                      <w:rPr>
-                        <w:rFonts w:ascii="Cambria Math" w:hAnsi="Cambria Math" w:cs="Times New Roman"/>
-                        <w:i/>
-                        <w:sz w:val="24"/>
-                        <w:lang w:val="en-US"/>
-                      </w:rPr>
-                    </m:ctrlPr>
                   </m:sup>
                 </m:sSup>
                 <m:sSup>
                   <m:sSupPr>
                     <m:ctrlPr>
                       <w:rPr>
-                        <w:rFonts w:ascii="Cambria Math" w:cs="Times New Roman"/>
+                        <w:rFonts w:ascii="Cambria Math" w:hAnsi="Cambria Math" w:cs="Times New Roman"/>
                         <w:i/>
                         <w:sz w:val="24"/>
                         <w:lang w:val="en-US"/>
@@ -3299,7 +3240,7 @@
                   <m:dPr>
                     <m:ctrlPr>
                       <w:rPr>
-                        <w:rFonts w:ascii="Cambria Math" w:cs="Times New Roman"/>
+                        <w:rFonts w:ascii="Cambria Math" w:hAnsi="Cambria Math" w:cs="Times New Roman"/>
                         <w:i/>
                         <w:sz w:val="24"/>
                         <w:lang w:val="en-US"/>
@@ -3433,14 +3374,6 @@
                               </w:rPr>
                               <m:t>0</m:t>
                             </m:r>
-                            <m:ctrlPr>
-                              <w:rPr>
-                                <w:rFonts w:ascii="Cambria Math" w:cs="Times New Roman"/>
-                                <w:i/>
-                                <w:sz w:val="24"/>
-                                <w:lang w:val="en-US"/>
-                              </w:rPr>
-                            </m:ctrlPr>
                           </m:sub>
                         </m:sSub>
                         <m:r>
@@ -3507,7 +3440,7 @@
                   <m:dPr>
                     <m:ctrlPr>
                       <w:rPr>
-                        <w:rFonts w:ascii="Cambria Math" w:cs="Times New Roman"/>
+                        <w:rFonts w:ascii="Cambria Math" w:hAnsi="Cambria Math" w:cs="Times New Roman"/>
                         <w:i/>
                         <w:sz w:val="24"/>
                         <w:lang w:val="en-US"/>
@@ -3620,14 +3553,6 @@
                               </w:rPr>
                               <m:t>0</m:t>
                             </m:r>
-                            <m:ctrlPr>
-                              <w:rPr>
-                                <w:rFonts w:ascii="Cambria Math" w:cs="Times New Roman"/>
-                                <w:i/>
-                                <w:sz w:val="24"/>
-                                <w:lang w:val="en-US"/>
-                              </w:rPr>
-                            </m:ctrlPr>
                           </m:sub>
                         </m:sSub>
                         <m:r>
@@ -3716,7 +3641,7 @@
                   <m:dPr>
                     <m:ctrlPr>
                       <w:rPr>
-                        <w:rFonts w:ascii="Cambria Math" w:cs="Times New Roman"/>
+                        <w:rFonts w:ascii="Cambria Math" w:hAnsi="Cambria Math" w:cs="Times New Roman"/>
                         <w:i/>
                         <w:sz w:val="24"/>
                         <w:szCs w:val="24"/>
@@ -3746,7 +3671,7 @@
                   <m:dPr>
                     <m:ctrlPr>
                       <w:rPr>
-                        <w:rFonts w:ascii="Cambria Math" w:cs="Times New Roman"/>
+                        <w:rFonts w:ascii="Cambria Math" w:hAnsi="Cambria Math" w:cs="Times New Roman"/>
                         <w:i/>
                         <w:sz w:val="24"/>
                         <w:szCs w:val="24"/>
@@ -4578,7 +4503,7 @@
                   <m:dPr>
                     <m:ctrlPr>
                       <w:rPr>
-                        <w:rFonts w:ascii="Cambria Math" w:cs="Times New Roman"/>
+                        <w:rFonts w:ascii="Cambria Math" w:hAnsi="Cambria Math" w:cs="Times New Roman"/>
                         <w:i/>
                         <w:sz w:val="24"/>
                         <w:lang w:val="en-US"/>
@@ -4608,7 +4533,7 @@
                   <m:sSupPr>
                     <m:ctrlPr>
                       <w:rPr>
-                        <w:rFonts w:ascii="Cambria Math" w:cs="Times New Roman"/>
+                        <w:rFonts w:ascii="Cambria Math" w:hAnsi="Cambria Math" w:cs="Times New Roman"/>
                         <w:i/>
                         <w:sz w:val="24"/>
                         <w:lang w:val="en-US"/>
@@ -4739,7 +4664,7 @@
                   <m:fPr>
                     <m:ctrlPr>
                       <w:rPr>
-                        <w:rFonts w:ascii="Cambria Math" w:cs="Times New Roman"/>
+                        <w:rFonts w:ascii="Cambria Math" w:hAnsi="Cambria Math" w:cs="Times New Roman"/>
                         <w:i/>
                         <w:sz w:val="24"/>
                         <w:lang w:val="en-US"/>
@@ -4761,7 +4686,7 @@
                       <m:sSupPr>
                         <m:ctrlPr>
                           <w:rPr>
-                            <w:rFonts w:ascii="Cambria Math" w:cs="Times New Roman"/>
+                            <w:rFonts w:ascii="Cambria Math" w:hAnsi="Cambria Math" w:cs="Times New Roman"/>
                             <w:i/>
                             <w:sz w:val="24"/>
                             <w:lang w:val="en-US"/>
@@ -4773,7 +4698,7 @@
                           <m:dPr>
                             <m:ctrlPr>
                               <w:rPr>
-                                <w:rFonts w:ascii="Cambria Math" w:cs="Times New Roman"/>
+                                <w:rFonts w:ascii="Cambria Math" w:hAnsi="Cambria Math" w:cs="Times New Roman"/>
                                 <w:i/>
                                 <w:sz w:val="24"/>
                                 <w:lang w:val="en-US"/>
@@ -4803,14 +4728,6 @@
                         </m:r>
                       </m:sup>
                     </m:sSup>
-                    <m:ctrlPr>
-                      <w:rPr>
-                        <w:rFonts w:ascii="Cambria Math" w:hAnsi="Cambria Math" w:cs="Times New Roman"/>
-                        <w:i/>
-                        <w:sz w:val="24"/>
-                        <w:lang w:val="en-US"/>
-                      </w:rPr>
-                    </m:ctrlPr>
                   </m:den>
                 </m:f>
                 <m:r>
@@ -4834,7 +4751,7 @@
                     <m:scr m:val="double-struck"/>
                   </m:rPr>
                   <w:rPr>
-                    <w:rFonts w:cs="Times New Roman"/>
+                    <w:rFonts w:ascii="Cambria Math" w:hAnsi="Cambria Math" w:cs="Times New Roman"/>
                     <w:sz w:val="24"/>
                     <w:lang w:val="en-US"/>
                   </w:rPr>
@@ -4852,7 +4769,7 @@
                   <m:funcPr>
                     <m:ctrlPr>
                       <w:rPr>
-                        <w:rFonts w:ascii="Cambria Math" w:cs="Times New Roman"/>
+                        <w:rFonts w:ascii="Cambria Math" w:hAnsi="Cambria Math" w:cs="Times New Roman"/>
                         <w:i/>
                         <w:sz w:val="24"/>
                         <w:lang w:val="en-US"/>
@@ -4876,7 +4793,7 @@
                         <m:endChr m:val="]"/>
                         <m:ctrlPr>
                           <w:rPr>
-                            <w:rFonts w:ascii="Cambria Math" w:cs="Times New Roman"/>
+                            <w:rFonts w:ascii="Cambria Math" w:hAnsi="Cambria Math" w:cs="Times New Roman"/>
                             <w:i/>
                             <w:sz w:val="24"/>
                             <w:lang w:val="en-US"/>
@@ -4894,14 +4811,6 @@
                         </m:r>
                       </m:e>
                     </m:d>
-                    <m:ctrlPr>
-                      <w:rPr>
-                        <w:rFonts w:ascii="Cambria Math" w:hAnsi="Cambria Math" w:cs="Times New Roman"/>
-                        <w:i/>
-                        <w:sz w:val="24"/>
-                        <w:lang w:val="en-US"/>
-                      </w:rPr>
-                    </m:ctrlPr>
                   </m:e>
                 </m:func>
                 <m:r>
@@ -5421,7 +5330,7 @@
                   <m:fPr>
                     <m:ctrlPr>
                       <w:rPr>
-                        <w:rFonts w:ascii="Cambria Math" w:cs="Times New Roman"/>
+                        <w:rFonts w:ascii="Cambria Math" w:hAnsi="Cambria Math" w:cs="Times New Roman"/>
                         <w:i/>
                         <w:sz w:val="24"/>
                         <w:lang w:val="en-US"/>
@@ -5433,7 +5342,7 @@
                       <m:sSupPr>
                         <m:ctrlPr>
                           <w:rPr>
-                            <w:rFonts w:ascii="Cambria Math" w:cs="Times New Roman"/>
+                            <w:rFonts w:ascii="Cambria Math" w:hAnsi="Cambria Math" w:cs="Times New Roman"/>
                             <w:i/>
                             <w:sz w:val="24"/>
                             <w:lang w:val="en-US"/>
@@ -5473,7 +5382,7 @@
                       <m:dPr>
                         <m:ctrlPr>
                           <w:rPr>
-                            <w:rFonts w:ascii="Cambria Math" w:cs="Times New Roman"/>
+                            <w:rFonts w:ascii="Cambria Math" w:hAnsi="Cambria Math" w:cs="Times New Roman"/>
                             <w:i/>
                             <w:sz w:val="24"/>
                             <w:lang w:val="en-US"/>
@@ -5505,7 +5414,7 @@
                       <m:sSupPr>
                         <m:ctrlPr>
                           <w:rPr>
-                            <w:rFonts w:ascii="Cambria Math" w:cs="Times New Roman"/>
+                            <w:rFonts w:ascii="Cambria Math" w:hAnsi="Cambria Math" w:cs="Times New Roman"/>
                             <w:i/>
                             <w:sz w:val="24"/>
                             <w:lang w:val="en-US"/>
@@ -5533,14 +5442,6 @@
                         </m:r>
                       </m:sup>
                     </m:sSup>
-                    <m:ctrlPr>
-                      <w:rPr>
-                        <w:rFonts w:ascii="Cambria Math" w:hAnsi="Cambria Math" w:cs="Times New Roman"/>
-                        <w:i/>
-                        <w:sz w:val="24"/>
-                        <w:lang w:val="en-US"/>
-                      </w:rPr>
-                    </m:ctrlPr>
                   </m:den>
                 </m:f>
                 <m:r>
@@ -5555,7 +5456,7 @@
                   <m:fPr>
                     <m:ctrlPr>
                       <w:rPr>
-                        <w:rFonts w:ascii="Cambria Math" w:cs="Times New Roman"/>
+                        <w:rFonts w:ascii="Cambria Math" w:hAnsi="Cambria Math" w:cs="Times New Roman"/>
                         <w:i/>
                         <w:sz w:val="24"/>
                         <w:lang w:val="en-US"/>
@@ -5575,7 +5476,7 @@
                       <m:dPr>
                         <m:ctrlPr>
                           <w:rPr>
-                            <w:rFonts w:ascii="Cambria Math" w:cs="Times New Roman"/>
+                            <w:rFonts w:ascii="Cambria Math" w:hAnsi="Cambria Math" w:cs="Times New Roman"/>
                             <w:i/>
                             <w:sz w:val="24"/>
                             <w:lang w:val="en-US"/>
@@ -5617,7 +5518,7 @@
                   <m:dPr>
                     <m:ctrlPr>
                       <w:rPr>
-                        <w:rFonts w:ascii="Cambria Math" w:cs="Times New Roman"/>
+                        <w:rFonts w:ascii="Cambria Math" w:hAnsi="Cambria Math" w:cs="Times New Roman"/>
                         <w:i/>
                         <w:sz w:val="24"/>
                         <w:lang w:val="en-US"/>
@@ -5647,7 +5548,7 @@
                   <m:dPr>
                     <m:ctrlPr>
                       <w:rPr>
-                        <w:rFonts w:ascii="Cambria Math" w:cs="Times New Roman"/>
+                        <w:rFonts w:ascii="Cambria Math" w:hAnsi="Cambria Math" w:cs="Times New Roman"/>
                         <w:i/>
                         <w:sz w:val="24"/>
                         <w:lang w:val="en-US"/>
@@ -7677,9 +7578,12 @@
             </w:pPr>
             <w:r>
               <w:rPr>
+                <w:kern w:val="2"/>
                 <w:position w:val="-22"/>
                 <w:sz w:val="22"/>
+                <w:szCs w:val="24"/>
                 <w:lang w:val="en-US"/>
+                <w14:ligatures w14:val="standardContextual"/>
               </w:rPr>
               <w:object w:dxaOrig="3540" w:dyaOrig="580" w14:anchorId="18BD25CF">
                 <v:shapetype id="_x0000_t75" coordsize="21600,21600" o:spt="75" o:preferrelative="t" path="m@4@5l@4@11@9@11@9@5xe" filled="f" stroked="f">
@@ -7704,7 +7608,7 @@
                 <v:shape id="_x0000_i1025" type="#_x0000_t75" style="width:177pt;height:28.5pt" o:ole="">
                   <v:imagedata r:id="rId13" o:title=""/>
                 </v:shape>
-                <o:OLEObject Type="Embed" ProgID="Equation.DSMT4" ShapeID="_x0000_i1025" DrawAspect="Content" ObjectID="_1840969774" r:id="rId14"/>
+                <o:OLEObject Type="Embed" ProgID="Equation.DSMT4" ShapeID="_x0000_i1025" DrawAspect="Content" ObjectID="_1841147364" r:id="rId14"/>
               </w:object>
             </w:r>
           </w:p>
@@ -7719,13 +7623,7 @@
       <w:bookmarkStart w:id="10" w:name="_Toc230355660"/>
       <w:r>
         <w:lastRenderedPageBreak/>
-        <w:t>Задачи линейного программирования</w:t>
-      </w:r>
-      <w:r>
-        <w:t xml:space="preserve">. </w:t>
-      </w:r>
-      <w:r>
-        <w:t>Графический метод решения задач линейного программирования</w:t>
+        <w:t>Задачи линейного программирования. Графический метод решения задач линейного программирования</w:t>
       </w:r>
       <w:bookmarkEnd w:id="10"/>
     </w:p>
@@ -7782,14 +7680,17 @@
             </w:pPr>
             <w:r>
               <w:rPr>
+                <w:kern w:val="2"/>
                 <w:position w:val="-86"/>
                 <w:sz w:val="22"/>
+                <w:szCs w:val="24"/>
+                <w14:ligatures w14:val="standardContextual"/>
               </w:rPr>
               <w:object w:dxaOrig="1400" w:dyaOrig="1820" w14:anchorId="18BDA9CF">
-                <v:shape id="_x0000_i1027" type="#_x0000_t75" style="width:70.5pt;height:91.5pt" o:ole="">
+                <v:shape id="_x0000_i1026" type="#_x0000_t75" style="width:70.5pt;height:91.5pt" o:ole="">
                   <v:imagedata r:id="rId15" o:title=""/>
                 </v:shape>
-                <o:OLEObject Type="Embed" ProgID="Equation.DSMT4" ShapeID="_x0000_i1027" DrawAspect="Content" ObjectID="_1840969775" r:id="rId16"/>
+                <o:OLEObject Type="Embed" ProgID="Equation.DSMT4" ShapeID="_x0000_i1026" DrawAspect="Content" ObjectID="_1841147365" r:id="rId16"/>
               </w:object>
             </w:r>
           </w:p>
@@ -7849,15 +7750,18 @@
             </w:pPr>
             <w:r>
               <w:rPr>
+                <w:kern w:val="2"/>
                 <w:position w:val="-74"/>
                 <w:sz w:val="22"/>
+                <w:szCs w:val="24"/>
                 <w:lang w:val="en-US"/>
+                <w14:ligatures w14:val="standardContextual"/>
               </w:rPr>
               <w:object w:dxaOrig="2560" w:dyaOrig="1579" w14:anchorId="46626279">
-                <v:shape id="_x0000_i1030" type="#_x0000_t75" style="width:127.5pt;height:79.5pt" o:ole="">
+                <v:shape id="_x0000_i1027" type="#_x0000_t75" style="width:127.5pt;height:79.5pt" o:ole="">
                   <v:imagedata r:id="rId17" o:title=""/>
                 </v:shape>
-                <o:OLEObject Type="Embed" ProgID="Equation.DSMT4" ShapeID="_x0000_i1030" DrawAspect="Content" ObjectID="_1840969776" r:id="rId18"/>
+                <o:OLEObject Type="Embed" ProgID="Equation.DSMT4" ShapeID="_x0000_i1027" DrawAspect="Content" ObjectID="_1841147366" r:id="rId18"/>
               </w:object>
             </w:r>
           </w:p>
@@ -7934,15 +7838,18 @@
             </w:pPr>
             <w:r>
               <w:rPr>
+                <w:kern w:val="2"/>
                 <w:position w:val="-52"/>
                 <w:sz w:val="22"/>
+                <w:szCs w:val="24"/>
                 <w:lang w:val="en-US"/>
+                <w14:ligatures w14:val="standardContextual"/>
               </w:rPr>
               <w:object w:dxaOrig="1719" w:dyaOrig="1160" w14:anchorId="15604E3B">
-                <v:shape id="_x0000_i1032" type="#_x0000_t75" style="width:85.5pt;height:58.5pt" o:ole="">
+                <v:shape id="_x0000_i1028" type="#_x0000_t75" style="width:85.5pt;height:58.5pt" o:ole="">
                   <v:imagedata r:id="rId19" o:title=""/>
                 </v:shape>
-                <o:OLEObject Type="Embed" ProgID="Equation.DSMT4" ShapeID="_x0000_i1032" DrawAspect="Content" ObjectID="_1840969777" r:id="rId20"/>
+                <o:OLEObject Type="Embed" ProgID="Equation.DSMT4" ShapeID="_x0000_i1028" DrawAspect="Content" ObjectID="_1841147367" r:id="rId20"/>
               </w:object>
             </w:r>
           </w:p>
@@ -7962,7 +7869,7 @@
       </w:tblPr>
       <w:tblGrid>
         <w:gridCol w:w="1165"/>
-        <w:gridCol w:w="2702"/>
+        <w:gridCol w:w="2695"/>
       </w:tblGrid>
       <w:tr>
         <w:tc>
@@ -8007,15 +7914,18 @@
             </w:pPr>
             <w:r>
               <w:rPr>
+                <w:kern w:val="2"/>
                 <w:position w:val="-58"/>
                 <w:sz w:val="22"/>
+                <w:szCs w:val="24"/>
                 <w:lang w:val="en-US"/>
+                <w14:ligatures w14:val="standardContextual"/>
               </w:rPr>
               <w:object w:dxaOrig="1780" w:dyaOrig="1260" w14:anchorId="1C34AEE5">
-                <v:shape id="_x0000_i1035" type="#_x0000_t75" style="width:88.5pt;height:63pt" o:ole="">
+                <v:shape id="_x0000_i1029" type="#_x0000_t75" style="width:88.5pt;height:63pt" o:ole="">
                   <v:imagedata r:id="rId21" o:title=""/>
                 </v:shape>
-                <o:OLEObject Type="Embed" ProgID="Equation.DSMT4" ShapeID="_x0000_i1035" DrawAspect="Content" ObjectID="_1840969778" r:id="rId22"/>
+                <o:OLEObject Type="Embed" ProgID="Equation.DSMT4" ShapeID="_x0000_i1029" DrawAspect="Content" ObjectID="_1841147368" r:id="rId22"/>
               </w:object>
             </w:r>
           </w:p>
@@ -22480,6 +22390,7 @@
   <w:style w:type="character" w:default="1" w:styleId="a0">
     <w:name w:val="Default Paragraph Font"/>
     <w:uiPriority w:val="1"/>
+    <w:semiHidden/>
     <w:unhideWhenUsed/>
   </w:style>
   <w:style w:type="table" w:default="1" w:styleId="a1">
